--- a/study/basic_layout.docx
+++ b/study/basic_layout.docx
@@ -5,33 +5,12 @@
     <w:p/>
     <w:p>
       <w:r>
-        <w:t xml:space="preserve">python -m </w:t>
-      </w:r>
-      <w:proofErr w:type="spellStart"/>
-      <w:r>
-        <w:t>venv</w:t>
-      </w:r>
-      <w:proofErr w:type="spellEnd"/>
-      <w:r>
-        <w:t xml:space="preserve"> .</w:t>
-      </w:r>
-      <w:proofErr w:type="spellStart"/>
-      <w:r>
-        <w:t>venv</w:t>
-      </w:r>
-      <w:proofErr w:type="spellEnd"/>
-    </w:p>
-    <w:p>
-      <w:r>
-        <w:t>.\.</w:t>
-      </w:r>
-      <w:proofErr w:type="spellStart"/>
-      <w:r>
-        <w:t>venv</w:t>
-      </w:r>
-      <w:proofErr w:type="spellEnd"/>
-      <w:r>
-        <w:t>\Scripts\Activate.ps1</w:t>
+        <w:t>python -m venv .venv</w:t>
+      </w:r>
+    </w:p>
+    <w:p>
+      <w:r>
+        <w:t>.\.venv\Scripts\Activate.ps1</w:t>
       </w:r>
     </w:p>
     <w:p>
@@ -41,15 +20,7 @@
     </w:p>
     <w:p>
       <w:r>
-        <w:t>Copy-Item .</w:t>
-      </w:r>
-      <w:proofErr w:type="spellStart"/>
-      <w:r>
-        <w:t>env.example</w:t>
-      </w:r>
-      <w:proofErr w:type="spellEnd"/>
-      <w:r>
-        <w:t xml:space="preserve"> .env</w:t>
+        <w:t>Copy-Item .env.example .env</w:t>
       </w:r>
     </w:p>
     <w:p>
@@ -59,13 +30,8 @@
     </w:p>
     <w:p>
       <w:r>
-        <w:t xml:space="preserve">python -m </w:t>
-      </w:r>
-      <w:proofErr w:type="spellStart"/>
-      <w:r>
-        <w:t>pytest</w:t>
-      </w:r>
-      <w:proofErr w:type="spellEnd"/>
+        <w:t>python -m pytest</w:t>
+      </w:r>
     </w:p>
     <w:p>
       <w:r>
@@ -73,13 +39,13 @@
       </w:r>
     </w:p>
     <w:p>
-      <w:proofErr w:type="spellStart"/>
-      <w:r>
-        <w:t>streamlit</w:t>
-      </w:r>
-      <w:proofErr w:type="spellEnd"/>
-      <w:r>
-        <w:t xml:space="preserve"> run dashboard/app.py</w:t>
+      <w:r>
+        <w:t>python scripts/run_agent.py --customer-id CUST0094 --message "Request a refund of 10000"</w:t>
+      </w:r>
+    </w:p>
+    <w:p>
+      <w:r>
+        <w:t>streamlit run dashboard/app.py</w:t>
       </w:r>
     </w:p>
     <w:p/>
@@ -87,15 +53,7 @@
     <w:p/>
     <w:p>
       <w:r>
-        <w:t xml:space="preserve">                    </w:t>
-      </w:r>
-      <w:proofErr w:type="spellStart"/>
-      <w:r>
-        <w:t>Streamlit</w:t>
-      </w:r>
-      <w:proofErr w:type="spellEnd"/>
-      <w:r>
-        <w:t xml:space="preserve"> UI</w:t>
+        <w:t xml:space="preserve">                    Streamlit UI</w:t>
       </w:r>
     </w:p>
     <w:p>
@@ -165,6 +123,7 @@
     </w:p>
     <w:p>
       <w:r>
+        <w:lastRenderedPageBreak/>
         <w:t xml:space="preserve">                         |</w:t>
       </w:r>
     </w:p>
@@ -175,43 +134,13 @@
     </w:p>
     <w:p>
       <w:r>
-        <w:lastRenderedPageBreak/>
         <w:t xml:space="preserve">         |       |        |      |           |</w:t>
       </w:r>
     </w:p>
     <w:p>
       <w:r>
-        <w:t xml:space="preserve">         v       </w:t>
-      </w:r>
-      <w:proofErr w:type="spellStart"/>
-      <w:r>
-        <w:t>v</w:t>
-      </w:r>
-      <w:proofErr w:type="spellEnd"/>
-      <w:r>
-        <w:t xml:space="preserve">        </w:t>
-      </w:r>
-      <w:proofErr w:type="spellStart"/>
-      <w:r>
-        <w:t>v</w:t>
-      </w:r>
-      <w:proofErr w:type="spellEnd"/>
-      <w:r>
-        <w:t xml:space="preserve">      </w:t>
-      </w:r>
-      <w:proofErr w:type="spellStart"/>
-      <w:r>
-        <w:t>v</w:t>
-      </w:r>
-      <w:proofErr w:type="spellEnd"/>
-      <w:r>
-        <w:t xml:space="preserve">           </w:t>
-      </w:r>
-      <w:proofErr w:type="spellStart"/>
-      <w:r>
-        <w:t>v</w:t>
-      </w:r>
-      <w:proofErr w:type="spellEnd"/>
+        <w:t xml:space="preserve">         v       v        v      v           v</w:t>
+      </w:r>
     </w:p>
     <w:p>
       <w:r>
@@ -220,37 +149,8 @@
     </w:p>
     <w:p>
       <w:r>
-        <w:t xml:space="preserve">       Agent    </w:t>
-      </w:r>
-      <w:proofErr w:type="spellStart"/>
-      <w:r>
-        <w:t>Agent</w:t>
-      </w:r>
-      <w:proofErr w:type="spellEnd"/>
-      <w:r>
-        <w:t xml:space="preserve">     </w:t>
-      </w:r>
-      <w:proofErr w:type="spellStart"/>
-      <w:r>
-        <w:t>Agent</w:t>
-      </w:r>
-      <w:proofErr w:type="spellEnd"/>
-      <w:r>
-        <w:t xml:space="preserve">    </w:t>
-      </w:r>
-      <w:proofErr w:type="spellStart"/>
-      <w:r>
-        <w:t>Agent</w:t>
-      </w:r>
-      <w:proofErr w:type="spellEnd"/>
-      <w:r>
-        <w:t xml:space="preserve">     </w:t>
-      </w:r>
-      <w:proofErr w:type="spellStart"/>
-      <w:r>
-        <w:t>Agent</w:t>
-      </w:r>
-      <w:proofErr w:type="spellEnd"/>
+        <w:t xml:space="preserve">       Agent    Agent     Agent    Agent     Agent</w:t>
+      </w:r>
     </w:p>
     <w:p>
       <w:r>
@@ -935,6 +835,7 @@
   <w:style w:type="character" w:default="1" w:styleId="DefaultParagraphFont">
     <w:name w:val="Default Paragraph Font"/>
     <w:uiPriority w:val="1"/>
+    <w:semiHidden/>
     <w:unhideWhenUsed/>
   </w:style>
   <w:style w:type="table" w:default="1" w:styleId="TableNormal">
